--- a/backend/data/audit_report_templates/report_body/1.4.1无法表示意见审计报告模板（公众利益实体、非公众利益实体）-简版.docx
+++ b/backend/data/audit_report_templates/report_body/1.4.1无法表示意见审计报告模板（公众利益实体、非公众利益实体）-简版.docx
@@ -91,6 +91,7 @@
           <w:numId w:val="0"/>
         </w:numPr>
         <w:spacing w:line="360" w:lineRule="auto"/>
+        <w:ind w:firstLine="420"/>
         <w:jc w:val="center"/>
         <w:outlineLvl w:val="0"/>
         <w:rPr>
@@ -103,10 +104,10 @@
       </w:pPr>
       <w:r>
         <w:rPr>
-          <w:rFonts w:hint="eastAsia" w:ascii="黑体;SimHei" w:hAnsi="黑体;SimHei" w:eastAsia="黑体;SimHei" w:cs="Arial Narrow"/>
+          <w:rFonts w:hint="eastAsia" w:ascii="Times New Roman" w:hAnsi="Times New Roman" w:eastAsia="仿宋_GB2312" w:cs="Arial Narrow"/>
           <w:b/>
           <w:color w:val="auto"/>
-          <w:sz w:val="48"/>
+          <w:sz w:val="24"/>
           <w:szCs w:val="48"/>
           <w:lang w:eastAsia="zh-CN"/>
         </w:rPr>
@@ -120,6 +121,7 @@
           <w:numId w:val="0"/>
         </w:numPr>
         <w:spacing w:line="360" w:lineRule="auto"/>
+        <w:ind w:firstLine="420"/>
         <w:jc w:val="center"/>
         <w:outlineLvl w:val="0"/>
         <w:rPr>
@@ -133,10 +135,10 @@
       </w:pPr>
       <w:r>
         <w:rPr>
-          <w:rFonts w:hint="eastAsia" w:ascii="黑体;SimHei" w:hAnsi="黑体;SimHei" w:eastAsia="黑体;SimHei" w:cs="Arial Narrow"/>
+          <w:rFonts w:hint="eastAsia" w:ascii="Times New Roman" w:hAnsi="Times New Roman" w:eastAsia="仿宋_GB2312" w:cs="Arial Narrow"/>
           <w:b/>
           <w:color w:val="auto"/>
-          <w:sz w:val="48"/>
+          <w:sz w:val="24"/>
           <w:szCs w:val="48"/>
           <w:lang w:eastAsia="zh-CN"/>
         </w:rPr>
@@ -1284,6 +1286,7 @@
     <w:p>
       <w:pPr>
         <w:spacing w:line="340" w:lineRule="atLeast"/>
+        <w:ind w:firstLine="420"/>
         <w:jc w:val="right"/>
         <w:rPr>
           <w:rFonts w:ascii="Arial Narrow" w:hAnsi="Arial Narrow" w:eastAsia="仿宋_GB2312" w:cs="Arial Narrow"/>
@@ -1294,7 +1297,7 @@
       </w:pPr>
       <w:r>
         <w:rPr>
-          <w:rFonts w:hint="eastAsia" w:ascii="Arial Narrow" w:hAnsi="Arial Narrow" w:eastAsia="仿宋_GB2312" w:cs="Arial Narrow"/>
+          <w:rFonts w:hint="eastAsia" w:ascii="Times New Roman" w:hAnsi="Times New Roman" w:eastAsia="仿宋_GB2312" w:cs="Arial Narrow"/>
           <w:spacing w:val="4"/>
           <w:sz w:val="24"/>
           <w:lang w:eastAsia="zh-CN"/>
@@ -1322,6 +1325,7 @@
           <w:numId w:val="0"/>
         </w:numPr>
         <w:spacing w:before="120" w:after="0" w:line="300" w:lineRule="auto"/>
+        <w:ind w:firstLine="420"/>
         <w:outlineLvl w:val="0"/>
         <w:rPr>
           <w:rFonts w:ascii="Arial Narrow" w:hAnsi="Arial Narrow" w:eastAsia="仿宋_GB2312" w:cs="Arial Narrow"/>
@@ -1334,7 +1338,7 @@
       </w:pPr>
       <w:r>
         <w:rPr>
-          <w:rFonts w:ascii="Arial Narrow" w:hAnsi="Arial Narrow" w:eastAsia="仿宋_GB2312" w:cs="Arial Narrow"/>
+          <w:rFonts w:ascii="Times New Roman" w:hAnsi="Times New Roman" w:eastAsia="仿宋_GB2312" w:cs="Arial Narrow"/>
           <w:b/>
           <w:color w:val="auto"/>
           <w:spacing w:val="4"/>
@@ -1346,7 +1350,7 @@
       </w:r>
       <w:r>
         <w:rPr>
-          <w:rFonts w:hint="eastAsia" w:ascii="Arial Narrow" w:hAnsi="Arial Narrow" w:eastAsia="仿宋_GB2312" w:cs="Arial Narrow"/>
+          <w:rFonts w:hint="eastAsia" w:ascii="Times New Roman" w:hAnsi="Times New Roman" w:eastAsia="仿宋_GB2312" w:cs="Arial Narrow"/>
           <w:b/>
           <w:color w:val="auto"/>
           <w:spacing w:val="4"/>
@@ -1401,7 +1405,7 @@
     <w:p>
       <w:pPr>
         <w:spacing w:before="120" w:after="0" w:line="300" w:lineRule="auto"/>
-        <w:ind w:left="0" w:leftChars="0" w:right="0" w:rightChars="0" w:firstLineChars="200"/>
+        <w:ind w:left="0" w:leftChars="0" w:right="0" w:rightChars="0" w:firstLineChars="200" w:firstLine="420"/>
         <w:jc w:val="both"/>
         <w:rPr>
           <w:rFonts w:ascii="Arial Narrow" w:hAnsi="Arial Narrow" w:eastAsia="仿宋_GB2312" w:cs="Arial Narrow"/>
@@ -1412,7 +1416,7 @@
       </w:pPr>
       <w:r>
         <w:rPr>
-          <w:rFonts w:hint="eastAsia" w:ascii="Arial Narrow" w:hAnsi="Arial Narrow" w:eastAsia="仿宋_GB2312" w:cs="Arial Narrow"/>
+          <w:rFonts w:hint="eastAsia" w:ascii="Times New Roman" w:hAnsi="Times New Roman" w:eastAsia="仿宋_GB2312" w:cs="Arial Narrow"/>
           <w:sz w:val="24"/>
           <w:szCs w:val="24"/>
           <w:lang w:eastAsia="zh-CN"/>
@@ -1425,7 +1429,7 @@
     <w:p>
       <w:pPr>
         <w:spacing w:before="120" w:after="0" w:line="300" w:lineRule="auto"/>
-        <w:ind w:left="0" w:leftChars="0" w:right="0" w:rightChars="0" w:firstLineChars="200"/>
+        <w:ind w:left="0" w:leftChars="0" w:right="0" w:rightChars="0" w:firstLineChars="200" w:firstLine="420"/>
         <w:jc w:val="both"/>
         <w:rPr>
           <w:rFonts w:ascii="Arial Narrow" w:hAnsi="Arial Narrow" w:eastAsia="仿宋_GB2312" w:cs="Arial Narrow"/>
@@ -1436,7 +1440,7 @@
       </w:pPr>
       <w:r>
         <w:rPr>
-          <w:rFonts w:hint="eastAsia" w:ascii="Arial Narrow" w:hAnsi="Arial Narrow" w:eastAsia="仿宋_GB2312" w:cs="Arial Narrow"/>
+          <w:rFonts w:hint="eastAsia" w:ascii="Times New Roman" w:hAnsi="Times New Roman" w:eastAsia="仿宋_GB2312" w:cs="Arial Narrow"/>
           <w:sz w:val="24"/>
           <w:szCs w:val="24"/>
           <w:lang w:eastAsia="zh-CN"/>
@@ -1694,7 +1698,7 @@
       <w:pPr>
         <w:snapToGrid w:val="0"/>
         <w:spacing w:line="300" w:lineRule="auto"/>
-        <w:ind w:left="0" w:leftChars="0" w:right="0" w:rightChars="0" w:firstLineChars="200"/>
+        <w:ind w:left="0" w:leftChars="0" w:right="0" w:rightChars="0" w:firstLineChars="200" w:firstLine="420"/>
         <w:jc w:val="both"/>
         <w:rPr>
           <w:rFonts w:ascii="仿宋_GB2312" w:hAnsi="仿宋_GB2312" w:eastAsia="仿宋_GB2312"/>
@@ -1721,7 +1725,7 @@
       <w:pPr>
         <w:snapToGrid w:val="0"/>
         <w:spacing w:line="300" w:lineRule="auto"/>
-        <w:ind w:left="0" w:leftChars="0" w:right="0" w:rightChars="0" w:firstLineChars="200"/>
+        <w:ind w:left="0" w:leftChars="0" w:right="0" w:rightChars="0" w:firstLineChars="200" w:firstLine="420"/>
         <w:jc w:val="both"/>
         <w:rPr>
           <w:rFonts w:ascii="仿宋_GB2312" w:hAnsi="仿宋_GB2312" w:eastAsia="仿宋_GB2312"/>
@@ -1787,7 +1791,7 @@
     <w:p>
       <w:pPr>
         <w:spacing w:before="120" w:after="0" w:line="300" w:lineRule="auto"/>
-        <w:ind w:left="0" w:leftChars="0" w:right="0" w:rightChars="0" w:firstLineChars="200"/>
+        <w:ind w:left="0" w:leftChars="0" w:right="0" w:rightChars="0" w:firstLineChars="200" w:firstLine="420"/>
         <w:jc w:val="both"/>
         <w:rPr>
           <w:rFonts w:ascii="Arial Narrow" w:hAnsi="Arial Narrow" w:eastAsia="仿宋_GB2312" w:cs="Arial Narrow"/>
@@ -1799,7 +1803,7 @@
       </w:pPr>
       <w:r>
         <w:rPr>
-          <w:rFonts w:ascii="Arial Narrow" w:hAnsi="Arial Narrow" w:eastAsia="仿宋_GB2312" w:cs="Arial Narrow"/>
+          <w:rFonts w:ascii="Times New Roman" w:hAnsi="Times New Roman" w:eastAsia="仿宋_GB2312" w:cs="Arial Narrow"/>
           <w:color w:val="FF0000"/>
           <w:spacing w:val="4"/>
           <w:sz w:val="24"/>
@@ -1812,7 +1816,7 @@
     <w:p>
       <w:pPr>
         <w:spacing w:before="120" w:after="0" w:line="300" w:lineRule="auto"/>
-        <w:ind w:left="0" w:leftChars="0" w:right="0" w:rightChars="0" w:firstLineChars="200"/>
+        <w:ind w:left="0" w:leftChars="0" w:right="0" w:rightChars="0" w:firstLineChars="200" w:firstLine="420"/>
         <w:jc w:val="both"/>
         <w:rPr>
           <w:rFonts w:ascii="Arial Narrow" w:hAnsi="Arial Narrow" w:eastAsia="仿宋_GB2312" w:cs="Arial Narrow"/>
@@ -1824,7 +1828,7 @@
       </w:pPr>
       <w:r>
         <w:rPr>
-          <w:rFonts w:hint="eastAsia" w:ascii="Arial Narrow" w:hAnsi="Arial Narrow" w:eastAsia="仿宋_GB2312" w:cs="Arial Narrow"/>
+          <w:rFonts w:hint="eastAsia" w:ascii="Times New Roman" w:hAnsi="Times New Roman" w:eastAsia="仿宋_GB2312" w:cs="Arial Narrow"/>
           <w:spacing w:val="4"/>
           <w:sz w:val="24"/>
           <w:szCs w:val="24"/>
@@ -1836,7 +1840,7 @@
     <w:p>
       <w:pPr>
         <w:spacing w:before="120" w:after="0" w:line="300" w:lineRule="auto"/>
-        <w:ind w:left="0" w:leftChars="0" w:right="0" w:rightChars="0" w:firstLineChars="200"/>
+        <w:ind w:left="0" w:leftChars="0" w:right="0" w:rightChars="0" w:firstLineChars="200" w:firstLine="420"/>
         <w:jc w:val="both"/>
         <w:rPr>
           <w:rFonts w:ascii="Arial Narrow" w:hAnsi="Arial Narrow" w:eastAsia="仿宋_GB2312" w:cs="Arial Narrow"/>
@@ -1848,7 +1852,7 @@
       </w:pPr>
       <w:r>
         <w:rPr>
-          <w:rFonts w:hint="eastAsia" w:ascii="Arial Narrow" w:hAnsi="Arial Narrow" w:eastAsia="仿宋_GB2312" w:cs="Arial Narrow"/>
+          <w:rFonts w:hint="eastAsia" w:ascii="Times New Roman" w:hAnsi="Times New Roman" w:eastAsia="仿宋_GB2312" w:cs="Arial Narrow"/>
           <w:spacing w:val="4"/>
           <w:sz w:val="24"/>
           <w:szCs w:val="24"/>
@@ -1900,7 +1904,7 @@
     <w:p>
       <w:pPr>
         <w:spacing w:before="120" w:after="0" w:line="300" w:lineRule="auto"/>
-        <w:ind w:left="0" w:leftChars="0" w:right="0" w:rightChars="0" w:firstLineChars="200"/>
+        <w:ind w:left="0" w:leftChars="0" w:right="0" w:rightChars="0" w:firstLineChars="200" w:firstLine="420"/>
         <w:jc w:val="both"/>
         <w:rPr>
           <w:rFonts w:ascii="Arial Narrow" w:hAnsi="Arial Narrow" w:eastAsia="仿宋_GB2312" w:cs="Arial Narrow"/>
@@ -1911,6 +1915,21 @@
         </w:rPr>
       </w:pPr>
       <w:r>
+        <w:rPr>
+          <w:rFonts w:hint="eastAsia" w:ascii="Times New Roman" w:hAnsi="Times New Roman" w:eastAsia="仿宋_GB2312" w:cs="Arial Narrow"/>
+          <w:spacing w:val="4"/>
+          <w:sz w:val="24"/>
+          <w:szCs w:val="24"/>
+          <w:lang w:eastAsia="zh-CN"/>
+        </w:rPr>
+        <w:t>我们的责任是按照中国注册会计师审计准则的规定，对{{company_short_name}}的合并财务报表执行审计工作，以出具审计报告。但由于“形成无法表示意见的基础”部分所述的事项，我们无法获取充分、适当的审计证据以作为发表审计意见的基础。</w:t>
+      </w:r>
+    </w:p>
+    <w:p>
+      <w:pPr>
+        <w:spacing w:before="120" w:after="0" w:line="300" w:lineRule="auto"/>
+        <w:ind w:left="0" w:leftChars="0" w:right="0" w:rightChars="0" w:firstLineChars="200" w:firstLine="420"/>
+        <w:jc w:val="both"/>
         <w:rPr>
           <w:rFonts w:hint="eastAsia" w:ascii="Arial Narrow" w:hAnsi="Arial Narrow" w:eastAsia="仿宋_GB2312" w:cs="Arial Narrow"/>
           <w:spacing w:val="4"/>
@@ -1918,25 +1937,10 @@
           <w:szCs w:val="24"/>
           <w:lang w:eastAsia="zh-CN"/>
         </w:rPr>
-        <w:t>我们的责任是按照中国注册会计师审计准则的规定，对{{company_short_name}}的合并财务报表执行审计工作，以出具审计报告。但由于“形成无法表示意见的基础”部分所述的事项，我们无法获取充分、适当的审计证据以作为发表审计意见的基础。</w:t>
-      </w:r>
-    </w:p>
-    <w:p>
-      <w:pPr>
-        <w:spacing w:before="120" w:after="0" w:line="300" w:lineRule="auto"/>
-        <w:ind w:left="0" w:leftChars="0" w:right="0" w:rightChars="0" w:firstLineChars="200"/>
-        <w:jc w:val="both"/>
-        <w:rPr>
-          <w:rFonts w:hint="eastAsia" w:ascii="Arial Narrow" w:hAnsi="Arial Narrow" w:eastAsia="仿宋_GB2312" w:cs="Arial Narrow"/>
-          <w:spacing w:val="4"/>
-          <w:sz w:val="24"/>
-          <w:szCs w:val="24"/>
-          <w:lang w:eastAsia="zh-CN"/>
-        </w:rPr>
       </w:pPr>
       <w:r>
         <w:rPr>
-          <w:rFonts w:hint="eastAsia" w:ascii="Arial Narrow" w:hAnsi="Arial Narrow" w:eastAsia="仿宋_GB2312" w:cs="Arial Narrow"/>
+          <w:rFonts w:hint="eastAsia" w:ascii="Times New Roman" w:hAnsi="Times New Roman" w:eastAsia="仿宋_GB2312" w:cs="Arial Narrow"/>
           <w:spacing w:val="4"/>
           <w:sz w:val="24"/>
           <w:szCs w:val="24"/>

--- a/backend/data/audit_report_templates/report_body/1.4.1无法表示意见审计报告模板（公众利益实体、非公众利益实体）-简版.docx
+++ b/backend/data/audit_report_templates/report_body/1.4.1无法表示意见审计报告模板（公众利益实体、非公众利益实体）-简版.docx
@@ -307,7 +307,7 @@
     </w:p>
     <w:p>
       <w:pPr>
-        <w:spacing w:line="2400" w:lineRule="auto"/>
+        <w:spacing w:line="360" w:lineRule="auto"/>
         <w:jc w:val="center"/>
         <w:rPr>
           <w:rFonts w:ascii="黑体;SimHei" w:hAnsi="黑体;SimHei" w:eastAsia="黑体;SimHei" w:cs="Arial Narrow"/>
